--- a/livrables/lecons/2026-04-09_lecon02_claude-md.docx
+++ b/livrables/lecons/2026-04-09_lecon02_claude-md.docx
@@ -6504,6 +6504,299 @@
           <w:szCs w:val="24"/>
         </w:rPr>
         <w:t xml:space="preserve"/>
+      </w:r>
+    </w:p>
+    <w:p>
+      <w:pPr>
+        <w:spacing w:after="120" w:before="120" w:line="280"/>
+        <w:jc w:val="center"/>
+      </w:pPr>
+      <w:r>
+        <w:rPr>
+          <w:rFonts w:ascii="Times New Roman" w:cs="Times New Roman" w:eastAsia="Times New Roman" w:hAnsi="Times New Roman"/>
+          <w:b/>
+          <w:bCs/>
+          <w:color w:val="1B3A6B"/>
+          <w:sz w:val="40"/>
+          <w:szCs w:val="40"/>
+          <w:b/>
+          <w:bCs/>
+        </w:rPr>
+        <w:t xml:space="preserve">📚 Ressources — documentation officielle citée dans cette leçon</w:t>
+      </w:r>
+    </w:p>
+    <w:p>
+      <w:pPr>
+        <w:spacing w:after="120" w:before="120" w:line="280"/>
+        <w:jc w:val="center"/>
+      </w:pPr>
+      <w:r>
+        <w:rPr>
+          <w:rFonts w:ascii="Times New Roman" w:cs="Times New Roman" w:eastAsia="Times New Roman" w:hAnsi="Times New Roman"/>
+          <w:b/>
+          <w:bCs/>
+          <w:color w:val="1B3A6B"/>
+          <w:sz w:val="40"/>
+          <w:szCs w:val="40"/>
+        </w:rPr>
+        <w:t xml:space="preserve">SECTION AJOUTÉE LE 11/09/2026. Cette leçon nommait ces pages dans son texte sans qu'aucune ne soit cliquable ni listée : elle ne portait AUCUNE adresse. Toutes ont été testées le 11/09/2026 ; le nombre indiqué après le code HTTP est la taille du texte utile récupéré ce jour-là.</w:t>
+      </w:r>
+    </w:p>
+    <w:p>
+      <w:pPr>
+        <w:spacing w:after="120" w:before="120" w:line="280"/>
+        <w:jc w:val="center"/>
+      </w:pPr>
+      <w:r>
+        <w:rPr>
+          <w:rFonts w:ascii="Times New Roman" w:cs="Times New Roman" w:eastAsia="Times New Roman" w:hAnsi="Times New Roman"/>
+          <w:b/>
+          <w:bCs/>
+          <w:color w:val="1B3A6B"/>
+          <w:sz w:val="40"/>
+          <w:szCs w:val="40"/>
+        </w:rPr>
+        <w:t xml:space="preserve">→ </w:t>
+      </w:r>
+      <w:hyperlink w:history="1" r:id="rIdcomdocsenbestpracticesmd20260911">
+        <w:r>
+          <w:rPr>
+            <w:rFonts w:ascii="Times New Roman" w:cs="Times New Roman" w:eastAsia="Times New Roman" w:hAnsi="Times New Roman"/>
+            <w:b/>
+            <w:bCs/>
+            <w:sz w:val="40"/>
+            <w:szCs w:val="40"/>
+            <w:color w:val="1155CC"/>
+            <w:u w:val="single"/>
+          </w:rPr>
+          <w:t xml:space="preserve">Claude Code — Best practices (source Markdown)</w:t>
+        </w:r>
+      </w:hyperlink>
+      <w:r>
+        <w:rPr>
+          <w:rFonts w:ascii="Times New Roman" w:cs="Times New Roman" w:eastAsia="Times New Roman" w:hAnsi="Times New Roman"/>
+          <w:b/>
+          <w:bCs/>
+          <w:color w:val="1B3A6B"/>
+          <w:sz w:val="40"/>
+          <w:szCs w:val="40"/>
+        </w:rPr>
+        <w:t xml:space="preserve"> — HTTP 200, 36340 caractères utiles le 11/09/2026</w:t>
+      </w:r>
+    </w:p>
+    <w:p>
+      <w:pPr>
+        <w:spacing w:after="120" w:before="120" w:line="280"/>
+        <w:jc w:val="center"/>
+      </w:pPr>
+      <w:r>
+        <w:rPr>
+          <w:rFonts w:ascii="Times New Roman" w:cs="Times New Roman" w:eastAsia="Times New Roman" w:hAnsi="Times New Roman"/>
+          <w:b/>
+          <w:bCs/>
+          <w:color w:val="1B3A6B"/>
+          <w:sz w:val="40"/>
+          <w:szCs w:val="40"/>
+        </w:rPr>
+        <w:t xml:space="preserve">→ </w:t>
+      </w:r>
+      <w:hyperlink w:history="1" r:id="rIdeclaudecomdocsenmemorymd20260911">
+        <w:r>
+          <w:rPr>
+            <w:rFonts w:ascii="Times New Roman" w:cs="Times New Roman" w:eastAsia="Times New Roman" w:hAnsi="Times New Roman"/>
+            <w:b/>
+            <w:bCs/>
+            <w:sz w:val="40"/>
+            <w:szCs w:val="40"/>
+            <w:color w:val="1155CC"/>
+            <w:u w:val="single"/>
+          </w:rPr>
+          <w:t xml:space="preserve">Claude Code — Memory : CLAUDE.md et mémoire de projet (source Markdown)</w:t>
+        </w:r>
+      </w:hyperlink>
+      <w:r>
+        <w:rPr>
+          <w:rFonts w:ascii="Times New Roman" w:cs="Times New Roman" w:eastAsia="Times New Roman" w:hAnsi="Times New Roman"/>
+          <w:b/>
+          <w:bCs/>
+          <w:color w:val="1B3A6B"/>
+          <w:sz w:val="40"/>
+          <w:szCs w:val="40"/>
+        </w:rPr>
+        <w:t xml:space="preserve"> — HTTP 200, 35471 caractères utiles le 11/09/2026</w:t>
+      </w:r>
+    </w:p>
+    <w:p>
+      <w:pPr>
+        <w:spacing w:after="120" w:before="120" w:line="280"/>
+        <w:jc w:val="center"/>
+      </w:pPr>
+      <w:r>
+        <w:rPr>
+          <w:rFonts w:ascii="Times New Roman" w:cs="Times New Roman" w:eastAsia="Times New Roman" w:hAnsi="Times New Roman"/>
+          <w:b/>
+          <w:bCs/>
+          <w:color w:val="1B3A6B"/>
+          <w:sz w:val="40"/>
+          <w:szCs w:val="40"/>
+        </w:rPr>
+        <w:t xml:space="preserve">→ </w:t>
+      </w:r>
+      <w:hyperlink w:history="1" r:id="rIdlaudecomdocsensettingsmd20260911">
+        <w:r>
+          <w:rPr>
+            <w:rFonts w:ascii="Times New Roman" w:cs="Times New Roman" w:eastAsia="Times New Roman" w:hAnsi="Times New Roman"/>
+            <w:b/>
+            <w:bCs/>
+            <w:sz w:val="40"/>
+            <w:szCs w:val="40"/>
+            <w:color w:val="1155CC"/>
+            <w:u w:val="single"/>
+          </w:rPr>
+          <w:t xml:space="preserve">Claude Code — Settings (source Markdown)</w:t>
+        </w:r>
+      </w:hyperlink>
+      <w:r>
+        <w:rPr>
+          <w:rFonts w:ascii="Times New Roman" w:cs="Times New Roman" w:eastAsia="Times New Roman" w:hAnsi="Times New Roman"/>
+          <w:b/>
+          <w:bCs/>
+          <w:color w:val="1B3A6B"/>
+          <w:sz w:val="40"/>
+          <w:szCs w:val="40"/>
+        </w:rPr>
+        <w:t xml:space="preserve"> — HTTP 200, 43715 caractères utiles le 11/09/2026</w:t>
+      </w:r>
+    </w:p>
+    <w:p>
+      <w:pPr>
+        <w:spacing w:after="120" w:before="120" w:line="280"/>
+        <w:jc w:val="center"/>
+      </w:pPr>
+      <w:r>
+        <w:rPr>
+          <w:rFonts w:ascii="Times New Roman" w:cs="Times New Roman" w:eastAsia="Times New Roman" w:hAnsi="Times New Roman"/>
+          <w:b/>
+          <w:bCs/>
+          <w:color w:val="1B3A6B"/>
+          <w:sz w:val="40"/>
+          <w:szCs w:val="40"/>
+        </w:rPr>
+        <w:t xml:space="preserve">→ </w:t>
+      </w:r>
+      <w:hyperlink w:history="1" r:id="rIdaudecomdocsensubagentsmd20260911">
+        <w:r>
+          <w:rPr>
+            <w:rFonts w:ascii="Times New Roman" w:cs="Times New Roman" w:eastAsia="Times New Roman" w:hAnsi="Times New Roman"/>
+            <w:b/>
+            <w:bCs/>
+            <w:sz w:val="40"/>
+            <w:szCs w:val="40"/>
+            <w:color w:val="1155CC"/>
+            <w:u w:val="single"/>
+          </w:rPr>
+          <w:t xml:space="preserve">Claude Code — Subagents (source Markdown)</w:t>
+        </w:r>
+      </w:hyperlink>
+      <w:r>
+        <w:rPr>
+          <w:rFonts w:ascii="Times New Roman" w:cs="Times New Roman" w:eastAsia="Times New Roman" w:hAnsi="Times New Roman"/>
+          <w:b/>
+          <w:bCs/>
+          <w:color w:val="1B3A6B"/>
+          <w:sz w:val="40"/>
+          <w:szCs w:val="40"/>
+        </w:rPr>
+        <w:t xml:space="preserve"> — HTTP 200, 102151 caractères utiles le 11/09/2026</w:t>
+      </w:r>
+    </w:p>
+    <w:p>
+      <w:pPr>
+        <w:spacing w:after="120" w:before="120" w:line="280"/>
+        <w:jc w:val="center"/>
+      </w:pPr>
+      <w:r>
+        <w:rPr>
+          <w:rFonts w:ascii="Times New Roman" w:cs="Times New Roman" w:eastAsia="Times New Roman" w:hAnsi="Times New Roman"/>
+          <w:b/>
+          <w:bCs/>
+          <w:color w:val="1B3A6B"/>
+          <w:sz w:val="40"/>
+          <w:szCs w:val="40"/>
+          <w:b/>
+          <w:bCs/>
+        </w:rPr>
+        <w:t xml:space="preserve">📝 Journal des corrections — 11 septembre 2026</w:t>
+      </w:r>
+    </w:p>
+    <w:p>
+      <w:pPr>
+        <w:spacing w:after="120" w:before="120" w:line="280"/>
+        <w:jc w:val="center"/>
+      </w:pPr>
+      <w:r>
+        <w:rPr>
+          <w:rFonts w:ascii="Times New Roman" w:cs="Times New Roman" w:eastAsia="Times New Roman" w:hAnsi="Times New Roman"/>
+          <w:b/>
+          <w:bCs/>
+          <w:color w:val="1B3A6B"/>
+          <w:sz w:val="40"/>
+          <w:szCs w:val="40"/>
+          <w:b/>
+          <w:bCs/>
+        </w:rPr>
+        <w:t xml:space="preserve">Relue le 11/09/2026 par le test d'attribution des pages, passé sur les 135 leçons du dépôt. UNE correction.</w:t>
+      </w:r>
+    </w:p>
+    <w:p>
+      <w:pPr>
+        <w:spacing w:after="120" w:before="120" w:line="280"/>
+        <w:jc w:val="center"/>
+      </w:pPr>
+      <w:r>
+        <w:rPr>
+          <w:rFonts w:ascii="Times New Roman" w:cs="Times New Roman" w:eastAsia="Times New Roman" w:hAnsi="Times New Roman"/>
+          <w:b/>
+          <w:bCs/>
+          <w:color w:val="1B3A6B"/>
+          <w:sz w:val="40"/>
+          <w:szCs w:val="40"/>
+        </w:rPr>
+        <w:t xml:space="preserve">① La leçon nommait des pages de documentation et ne portait aucune adresse. Elle cite 4 pages de la documentation officielle dans son texte — en clair, sans lien — et n'avait AUCUNE section Ressources. Trois leçons de cette série d'avril 2026 sont dans ce cas ; ce sont, avec dzogchen n°01, stoïcisme n°01 et ennéagramme n°01, les six seuls documents du dépôt sans la moindre adresse. Toutes appartiennent à la période de démarrage, avant que le garde-fou sur les sources ne soit écrit.</w:t>
+      </w:r>
+    </w:p>
+    <w:p>
+      <w:pPr>
+        <w:spacing w:after="120" w:before="120" w:line="280"/>
+        <w:jc w:val="center"/>
+      </w:pPr>
+      <w:r>
+        <w:rPr>
+          <w:rFonts w:ascii="Times New Roman" w:cs="Times New Roman" w:eastAsia="Times New Roman" w:hAnsi="Times New Roman"/>
+          <w:b/>
+          <w:bCs/>
+          <w:color w:val="1B3A6B"/>
+          <w:sz w:val="40"/>
+          <w:szCs w:val="40"/>
+        </w:rPr>
+        <w:t xml:space="preserve">Ce qui a été fait. Une section Ressources est créée, avec les pages réellement nommées dans le texte, rendues cliquables, testées et mesurées le 11/09/2026. Aucune n'a été ajoutée qui ne soit déjà citée : la section décrit ce que la leçon utilise, elle ne l'enrichit pas.</w:t>
+      </w:r>
+    </w:p>
+    <w:p>
+      <w:pPr>
+        <w:spacing w:after="120" w:before="120" w:line="280"/>
+        <w:jc w:val="center"/>
+      </w:pPr>
+      <w:r>
+        <w:rPr>
+          <w:rFonts w:ascii="Times New Roman" w:cs="Times New Roman" w:eastAsia="Times New Roman" w:hAnsi="Times New Roman"/>
+          <w:b/>
+          <w:bCs/>
+          <w:color w:val="1B3A6B"/>
+          <w:sz w:val="40"/>
+          <w:szCs w:val="40"/>
+        </w:rPr>
+        <w:t xml:space="preserve">À noter : les pages en .md sont les SOURCES Markdown de la documentation, servies telles quelles — c'est ce que la leçon citait, et c'est conservé. Les pages sans .md sont les versions rendues, beaucoup plus lourdes, l'essentiel de leur poids étant l'application de navigation.</w:t>
       </w:r>
     </w:p>
     <w:p>
